--- a/firequote/quotes/templates_docs/detection_human_safety_both.docx
+++ b/firequote/quotes/templates_docs/detection_human_safety_both.docx
@@ -19,7 +19,6 @@
         </w:rPr>
         <w:t xml:space="preserve">Medellín, </w:t>
       </w:r>
-      <w:proofErr w:type="gramStart"/>
       <w:r>
         <w:rPr>
           <w:rFonts w:ascii="Cambria" w:hAnsi="Cambria"/>
@@ -41,9 +40,9 @@
           <w:szCs w:val="22"/>
           <w:lang w:val="en-US" w:eastAsia="en-US"/>
         </w:rPr>
-        <w:t>quote</w:t>
-      </w:r>
-      <w:proofErr w:type="gramEnd"/>
+        <w:t>quote_date</w:t>
+      </w:r>
+      <w:proofErr w:type="spellEnd"/>
       <w:r>
         <w:rPr>
           <w:rFonts w:ascii="Cambria" w:hAnsi="Cambria"/>
@@ -53,70 +52,58 @@
           <w:szCs w:val="22"/>
           <w:lang w:val="en-US" w:eastAsia="en-US"/>
         </w:rPr>
-        <w:t>_date</w:t>
+        <w:t xml:space="preserve"> }}</w:t>
+      </w:r>
+    </w:p>
+    <w:p>
+      <w:pPr>
+        <w:spacing w:after="0"/>
+        <w:rPr>
+          <w:rFonts w:asciiTheme="majorHAnsi" w:hAnsiTheme="majorHAnsi" w:cs="Arial"/>
+          <w:b/>
+          <w:lang w:val="en-US"/>
+        </w:rPr>
+      </w:pPr>
+    </w:p>
+    <w:p>
+      <w:pPr>
+        <w:spacing w:after="120"/>
+        <w:rPr>
+          <w:rFonts w:asciiTheme="majorHAnsi" w:hAnsiTheme="majorHAnsi" w:cs="Arial"/>
+          <w:b/>
+          <w:lang w:val="en-US"/>
+        </w:rPr>
+      </w:pPr>
+    </w:p>
+    <w:p>
+      <w:pPr>
+        <w:spacing w:after="0"/>
+        <w:rPr>
+          <w:rFonts w:asciiTheme="majorHAnsi" w:hAnsiTheme="majorHAnsi" w:cs="Arial"/>
+          <w:b/>
+          <w:lang w:val="en-US"/>
+        </w:rPr>
+      </w:pPr>
+      <w:r>
+        <w:rPr>
+          <w:rFonts w:asciiTheme="majorHAnsi" w:hAnsiTheme="majorHAnsi" w:cs="Arial"/>
+          <w:b/>
+          <w:lang w:val="en-US"/>
+        </w:rPr>
+        <w:t xml:space="preserve">{{ </w:t>
+      </w:r>
+      <w:proofErr w:type="spellStart"/>
+      <w:r>
+        <w:rPr>
+          <w:rFonts w:asciiTheme="majorHAnsi" w:hAnsiTheme="majorHAnsi" w:cs="Arial"/>
+          <w:b/>
+          <w:lang w:val="en-US"/>
+        </w:rPr>
+        <w:t>client_title</w:t>
       </w:r>
       <w:proofErr w:type="spellEnd"/>
       <w:r>
         <w:rPr>
-          <w:rFonts w:ascii="Cambria" w:hAnsi="Cambria"/>
-          <w:b/>
-          <w:bCs/>
-          <w:sz w:val="22"/>
-          <w:szCs w:val="22"/>
-          <w:lang w:val="en-US" w:eastAsia="en-US"/>
-        </w:rPr>
-        <w:t xml:space="preserve"> }}</w:t>
-      </w:r>
-    </w:p>
-    <w:p>
-      <w:pPr>
-        <w:spacing w:after="0"/>
-        <w:rPr>
-          <w:rFonts w:asciiTheme="majorHAnsi" w:hAnsiTheme="majorHAnsi" w:cs="Arial"/>
-          <w:b/>
-          <w:lang w:val="en-US"/>
-        </w:rPr>
-      </w:pPr>
-    </w:p>
-    <w:p>
-      <w:pPr>
-        <w:spacing w:after="120"/>
-        <w:rPr>
-          <w:rFonts w:asciiTheme="majorHAnsi" w:hAnsiTheme="majorHAnsi" w:cs="Arial"/>
-          <w:b/>
-          <w:lang w:val="en-US"/>
-        </w:rPr>
-      </w:pPr>
-    </w:p>
-    <w:p>
-      <w:pPr>
-        <w:spacing w:after="0"/>
-        <w:rPr>
-          <w:rFonts w:asciiTheme="majorHAnsi" w:hAnsiTheme="majorHAnsi" w:cs="Arial"/>
-          <w:b/>
-          <w:lang w:val="en-US"/>
-        </w:rPr>
-      </w:pPr>
-      <w:r>
-        <w:rPr>
-          <w:rFonts w:asciiTheme="majorHAnsi" w:hAnsiTheme="majorHAnsi" w:cs="Arial"/>
-          <w:b/>
-          <w:lang w:val="en-US"/>
-        </w:rPr>
-        <w:t xml:space="preserve">{{ </w:t>
-      </w:r>
-      <w:proofErr w:type="spellStart"/>
-      <w:r>
-        <w:rPr>
-          <w:rFonts w:asciiTheme="majorHAnsi" w:hAnsiTheme="majorHAnsi" w:cs="Arial"/>
-          <w:b/>
-          <w:lang w:val="en-US"/>
-        </w:rPr>
-        <w:t>client_title</w:t>
-      </w:r>
-      <w:proofErr w:type="spellEnd"/>
-      <w:r>
-        <w:rPr>
           <w:rFonts w:asciiTheme="majorHAnsi" w:hAnsiTheme="majorHAnsi" w:cs="Arial"/>
           <w:b/>
           <w:lang w:val="en-US"/>
@@ -137,7 +124,7 @@
           <w:b/>
           <w:lang w:val="en-US"/>
         </w:rPr>
-        <w:t xml:space="preserve">                           {{ </w:t>
+        <w:t xml:space="preserve">                         {{ </w:t>
       </w:r>
       <w:proofErr w:type="spellStart"/>
       <w:r>
@@ -1443,7 +1430,6 @@
           <w:lang w:val="en-US"/>
         </w:rPr>
       </w:pPr>
-      <w:proofErr w:type="gramStart"/>
       <w:r>
         <w:rPr>
           <w:rFonts w:asciiTheme="majorHAnsi" w:hAnsiTheme="majorHAnsi" w:cs="Arial"/>
@@ -1463,18 +1449,7 @@
           <w:szCs w:val="22"/>
           <w:lang w:val="en-US"/>
         </w:rPr>
-        <w:t>client</w:t>
-      </w:r>
-      <w:proofErr w:type="gramEnd"/>
-      <w:r>
-        <w:rPr>
-          <w:rFonts w:asciiTheme="majorHAnsi" w:hAnsiTheme="majorHAnsi" w:cs="Arial"/>
-          <w:color w:val="222222"/>
-          <w:sz w:val="22"/>
-          <w:szCs w:val="22"/>
-          <w:lang w:val="en-US"/>
-        </w:rPr>
-        <w:t>_requirements</w:t>
+        <w:t>client_requirements</w:t>
       </w:r>
       <w:proofErr w:type="spellEnd"/>
       <w:r>
@@ -1937,7 +1912,6 @@
           <w:lang w:val="en-US"/>
         </w:rPr>
       </w:pPr>
-      <w:proofErr w:type="gramStart"/>
       <w:r>
         <w:rPr>
           <w:rFonts w:asciiTheme="majorHAnsi" w:hAnsiTheme="majorHAnsi" w:cstheme="minorHAnsi"/>
@@ -1957,18 +1931,7 @@
           <w:szCs w:val="22"/>
           <w:lang w:val="en-US"/>
         </w:rPr>
-        <w:t>items</w:t>
-      </w:r>
-      <w:proofErr w:type="gramEnd"/>
-      <w:r>
-        <w:rPr>
-          <w:rFonts w:asciiTheme="majorHAnsi" w:hAnsiTheme="majorHAnsi" w:cstheme="minorHAnsi"/>
-          <w:color w:val="222222"/>
-          <w:sz w:val="22"/>
-          <w:szCs w:val="22"/>
-          <w:lang w:val="en-US"/>
-        </w:rPr>
-        <w:t>_human_safety</w:t>
+        <w:t>items_human_safety</w:t>
       </w:r>
       <w:proofErr w:type="spellEnd"/>
       <w:r>
@@ -2023,7 +1986,6 @@
           <w:lang w:val="en-US"/>
         </w:rPr>
       </w:pPr>
-      <w:proofErr w:type="gramStart"/>
       <w:r>
         <w:rPr>
           <w:rFonts w:asciiTheme="majorHAnsi" w:hAnsiTheme="majorHAnsi" w:cstheme="minorHAnsi"/>
@@ -2043,18 +2005,7 @@
           <w:szCs w:val="22"/>
           <w:lang w:val="en-US"/>
         </w:rPr>
-        <w:t>sh</w:t>
-      </w:r>
-      <w:proofErr w:type="gramEnd"/>
-      <w:r>
-        <w:rPr>
-          <w:rFonts w:asciiTheme="majorHAnsi" w:hAnsiTheme="majorHAnsi" w:cstheme="minorHAnsi"/>
-          <w:color w:val="222222"/>
-          <w:sz w:val="22"/>
-          <w:szCs w:val="22"/>
-          <w:lang w:val="en-US"/>
-        </w:rPr>
-        <w:t>_to_detection_space</w:t>
+        <w:t>sh_to_detection_space</w:t>
       </w:r>
       <w:proofErr w:type="spellEnd"/>
       <w:r>
@@ -2457,7 +2408,6 @@
           <w:lang w:val="en-US"/>
         </w:rPr>
       </w:pPr>
-      <w:proofErr w:type="gramStart"/>
       <w:r>
         <w:rPr>
           <w:rFonts w:asciiTheme="majorHAnsi" w:hAnsiTheme="majorHAnsi" w:cstheme="minorHAnsi"/>
@@ -2477,18 +2427,7 @@
           <w:szCs w:val="22"/>
           <w:lang w:val="en-US"/>
         </w:rPr>
-        <w:t>items</w:t>
-      </w:r>
-      <w:proofErr w:type="gramEnd"/>
-      <w:r>
-        <w:rPr>
-          <w:rFonts w:asciiTheme="majorHAnsi" w:hAnsiTheme="majorHAnsi" w:cstheme="minorHAnsi"/>
-          <w:color w:val="222222"/>
-          <w:sz w:val="22"/>
-          <w:szCs w:val="22"/>
-          <w:lang w:val="en-US"/>
-        </w:rPr>
-        <w:t>_detection</w:t>
+        <w:t>items_detection</w:t>
       </w:r>
       <w:proofErr w:type="spellEnd"/>
       <w:r>
@@ -3313,7 +3252,6 @@
                 <w:highlight w:val="yellow"/>
               </w:rPr>
             </w:pPr>
-            <w:proofErr w:type="gramStart"/>
             <w:r>
               <w:rPr>
                 <w:rFonts w:asciiTheme="majorHAnsi" w:hAnsiTheme="majorHAnsi" w:cs="Calibri"/>
@@ -3327,15 +3265,7 @@
                 <w:rFonts w:asciiTheme="majorHAnsi" w:hAnsiTheme="majorHAnsi" w:cs="Calibri"/>
                 <w:color w:val="000000"/>
               </w:rPr>
-              <w:t>value</w:t>
-            </w:r>
-            <w:proofErr w:type="gramEnd"/>
-            <w:r>
-              <w:rPr>
-                <w:rFonts w:asciiTheme="majorHAnsi" w:hAnsiTheme="majorHAnsi" w:cs="Calibri"/>
-                <w:color w:val="000000"/>
-              </w:rPr>
-              <w:t>_detection</w:t>
+              <w:t>value_detection</w:t>
             </w:r>
             <w:proofErr w:type="spellEnd"/>
             <w:r>
@@ -3396,7 +3326,6 @@
                 <w:highlight w:val="yellow"/>
               </w:rPr>
             </w:pPr>
-            <w:proofErr w:type="gramStart"/>
             <w:r>
               <w:rPr>
                 <w:rFonts w:asciiTheme="majorHAnsi" w:hAnsiTheme="majorHAnsi" w:cs="Calibri"/>
@@ -3410,15 +3339,7 @@
                 <w:rFonts w:asciiTheme="majorHAnsi" w:hAnsiTheme="majorHAnsi" w:cs="Calibri"/>
                 <w:color w:val="000000"/>
               </w:rPr>
-              <w:t>value</w:t>
-            </w:r>
-            <w:proofErr w:type="gramEnd"/>
-            <w:r>
-              <w:rPr>
-                <w:rFonts w:asciiTheme="majorHAnsi" w:hAnsiTheme="majorHAnsi" w:cs="Calibri"/>
-                <w:color w:val="000000"/>
-              </w:rPr>
-              <w:t>_human_safety</w:t>
+              <w:t>value_human_safety</w:t>
             </w:r>
             <w:proofErr w:type="spellEnd"/>
             <w:r>
@@ -3482,7 +3403,6 @@
                 <w:highlight w:val="yellow"/>
               </w:rPr>
             </w:pPr>
-            <w:proofErr w:type="gramStart"/>
             <w:r>
               <w:rPr>
                 <w:rFonts w:asciiTheme="majorHAnsi" w:hAnsiTheme="majorHAnsi" w:cs="Calibri"/>
@@ -3498,16 +3418,7 @@
                 <w:b/>
                 <w:color w:val="000000"/>
               </w:rPr>
-              <w:t>total</w:t>
-            </w:r>
-            <w:proofErr w:type="gramEnd"/>
-            <w:r>
-              <w:rPr>
-                <w:rFonts w:asciiTheme="majorHAnsi" w:hAnsiTheme="majorHAnsi" w:cs="Calibri"/>
-                <w:b/>
-                <w:color w:val="000000"/>
-              </w:rPr>
-              <w:t>_value</w:t>
+              <w:t>total_value</w:t>
             </w:r>
             <w:proofErr w:type="spellEnd"/>
             <w:r>
@@ -3564,7 +3475,6 @@
         </w:rPr>
       </w:pPr>
       <w:bookmarkStart w:id="2" w:name="_Hlk211507778"/>
-      <w:proofErr w:type="gramStart"/>
       <w:r>
         <w:rPr>
           <w:rFonts w:asciiTheme="majorHAnsi" w:hAnsiTheme="majorHAnsi" w:cs="Arial"/>
@@ -3584,18 +3494,7 @@
           <w:sz w:val="22"/>
           <w:szCs w:val="22"/>
         </w:rPr>
-        <w:t>total</w:t>
-      </w:r>
-      <w:proofErr w:type="gramEnd"/>
-      <w:r>
-        <w:rPr>
-          <w:rFonts w:asciiTheme="majorHAnsi" w:hAnsiTheme="majorHAnsi" w:cs="Arial"/>
-          <w:bCs/>
-          <w:color w:val="222222"/>
-          <w:sz w:val="22"/>
-          <w:szCs w:val="22"/>
-        </w:rPr>
-        <w:t>_value_text</w:t>
+        <w:t>total_value_text</w:t>
       </w:r>
       <w:proofErr w:type="spellEnd"/>
       <w:r>
@@ -3839,7 +3738,6 @@
                 <w:highlight w:val="yellow"/>
               </w:rPr>
             </w:pPr>
-            <w:proofErr w:type="gramStart"/>
             <w:r>
               <w:rPr>
                 <w:rFonts w:asciiTheme="majorHAnsi" w:hAnsiTheme="majorHAnsi" w:cs="Calibri"/>
@@ -3860,15 +3758,7 @@
                 <w:rFonts w:asciiTheme="majorHAnsi" w:hAnsiTheme="majorHAnsi" w:cs="Calibri"/>
                 <w:color w:val="000000"/>
               </w:rPr>
-              <w:t>value</w:t>
-            </w:r>
-            <w:proofErr w:type="gramEnd"/>
-            <w:r>
-              <w:rPr>
-                <w:rFonts w:asciiTheme="majorHAnsi" w:hAnsiTheme="majorHAnsi" w:cs="Calibri"/>
-                <w:color w:val="000000"/>
-              </w:rPr>
-              <w:t>_detection_revit</w:t>
+              <w:t>value_detection_revit</w:t>
             </w:r>
             <w:proofErr w:type="spellEnd"/>
             <w:r>
@@ -3935,7 +3825,6 @@
                 <w:color w:val="000000"/>
               </w:rPr>
             </w:pPr>
-            <w:proofErr w:type="gramStart"/>
             <w:r>
               <w:rPr>
                 <w:rFonts w:asciiTheme="majorHAnsi" w:hAnsiTheme="majorHAnsi" w:cs="Calibri"/>
@@ -3949,15 +3838,7 @@
                 <w:rFonts w:asciiTheme="majorHAnsi" w:hAnsiTheme="majorHAnsi" w:cs="Calibri"/>
                 <w:color w:val="000000"/>
               </w:rPr>
-              <w:t>value</w:t>
-            </w:r>
-            <w:proofErr w:type="gramEnd"/>
-            <w:r>
-              <w:rPr>
-                <w:rFonts w:asciiTheme="majorHAnsi" w:hAnsiTheme="majorHAnsi" w:cs="Calibri"/>
-                <w:color w:val="000000"/>
-              </w:rPr>
-              <w:t>_human_safety_revit</w:t>
+              <w:t>value_human_safety_revit</w:t>
             </w:r>
             <w:proofErr w:type="spellEnd"/>
             <w:r>
@@ -4020,7 +3901,6 @@
                 <w:color w:val="000000"/>
               </w:rPr>
             </w:pPr>
-            <w:proofErr w:type="gramStart"/>
             <w:r>
               <w:rPr>
                 <w:rFonts w:asciiTheme="majorHAnsi" w:hAnsiTheme="majorHAnsi" w:cs="Calibri"/>
@@ -4036,16 +3916,7 @@
                 <w:b/>
                 <w:color w:val="000000"/>
               </w:rPr>
-              <w:t>total</w:t>
-            </w:r>
-            <w:proofErr w:type="gramEnd"/>
-            <w:r>
-              <w:rPr>
-                <w:rFonts w:asciiTheme="majorHAnsi" w:hAnsiTheme="majorHAnsi" w:cs="Calibri"/>
-                <w:b/>
-                <w:color w:val="000000"/>
-              </w:rPr>
-              <w:t>_value_revit</w:t>
+              <w:t>total_value_revit</w:t>
             </w:r>
             <w:proofErr w:type="spellEnd"/>
             <w:r>
@@ -4110,7 +3981,6 @@
         </w:rPr>
       </w:pPr>
       <w:bookmarkStart w:id="3" w:name="_Hlk211508471"/>
-      <w:proofErr w:type="gramStart"/>
       <w:r>
         <w:rPr>
           <w:rFonts w:asciiTheme="majorHAnsi" w:hAnsiTheme="majorHAnsi" w:cs="Arial"/>
@@ -4130,18 +4000,7 @@
           <w:sz w:val="22"/>
           <w:szCs w:val="22"/>
         </w:rPr>
-        <w:t>total</w:t>
-      </w:r>
-      <w:proofErr w:type="gramEnd"/>
-      <w:r>
-        <w:rPr>
-          <w:rFonts w:asciiTheme="majorHAnsi" w:hAnsiTheme="majorHAnsi" w:cs="Arial"/>
-          <w:bCs/>
-          <w:color w:val="222222"/>
-          <w:sz w:val="22"/>
-          <w:szCs w:val="22"/>
-        </w:rPr>
-        <w:t>_value_text_revit</w:t>
+        <w:t>total_value_text_revit</w:t>
       </w:r>
       <w:proofErr w:type="spellEnd"/>
       <w:r>
@@ -4186,7 +4045,6 @@
           <w:szCs w:val="22"/>
         </w:rPr>
       </w:pPr>
-      <w:proofErr w:type="gramStart"/>
       <w:r>
         <w:rPr>
           <w:rFonts w:asciiTheme="majorHAnsi" w:hAnsiTheme="majorHAnsi" w:cs="Arial"/>
@@ -4196,19 +4054,7 @@
           <w:sz w:val="22"/>
           <w:szCs w:val="22"/>
         </w:rPr>
-        <w:t>{{ note</w:t>
-      </w:r>
-      <w:proofErr w:type="gramEnd"/>
-      <w:r>
-        <w:rPr>
-          <w:rFonts w:asciiTheme="majorHAnsi" w:hAnsiTheme="majorHAnsi" w:cs="Arial"/>
-          <w:b/>
-          <w:bCs/>
-          <w:color w:val="222222"/>
-          <w:sz w:val="22"/>
-          <w:szCs w:val="22"/>
-        </w:rPr>
-        <w:t>_title_1 }}</w:t>
+        <w:t>{{ note_title_1 }}</w:t>
       </w:r>
       <w:r>
         <w:rPr>
@@ -4355,7 +4201,6 @@
         </w:rPr>
       </w:pPr>
       <w:bookmarkStart w:id="5" w:name="_Hlk211508511"/>
-      <w:proofErr w:type="gramStart"/>
       <w:r>
         <w:rPr>
           <w:rFonts w:asciiTheme="majorHAnsi" w:hAnsiTheme="majorHAnsi" w:cs="Arial"/>
@@ -4366,20 +4211,7 @@
           <w:szCs w:val="22"/>
           <w:lang w:val="en-US"/>
         </w:rPr>
-        <w:t>{{ note</w:t>
-      </w:r>
-      <w:proofErr w:type="gramEnd"/>
-      <w:r>
-        <w:rPr>
-          <w:rFonts w:asciiTheme="majorHAnsi" w:hAnsiTheme="majorHAnsi" w:cs="Arial"/>
-          <w:b/>
-          <w:bCs/>
-          <w:color w:val="222222"/>
-          <w:sz w:val="22"/>
-          <w:szCs w:val="22"/>
-          <w:lang w:val="en-US"/>
-        </w:rPr>
-        <w:t>_title_2 }}</w:t>
+        <w:t>{{ note_title_2 }}</w:t>
       </w:r>
       <w:r>
         <w:rPr>
@@ -4442,7 +4274,6 @@
           <w:lang w:val="en-US"/>
         </w:rPr>
       </w:pPr>
-      <w:proofErr w:type="gramStart"/>
       <w:r>
         <w:rPr>
           <w:rFonts w:asciiTheme="majorHAnsi" w:hAnsiTheme="majorHAnsi" w:cs="Arial"/>
@@ -4453,20 +4284,7 @@
           <w:szCs w:val="22"/>
           <w:lang w:val="en-US"/>
         </w:rPr>
-        <w:t>{{ note</w:t>
-      </w:r>
-      <w:proofErr w:type="gramEnd"/>
-      <w:r>
-        <w:rPr>
-          <w:rFonts w:asciiTheme="majorHAnsi" w:hAnsiTheme="majorHAnsi" w:cs="Arial"/>
-          <w:b/>
-          <w:bCs/>
-          <w:color w:val="222222"/>
-          <w:sz w:val="22"/>
-          <w:szCs w:val="22"/>
-          <w:lang w:val="en-US"/>
-        </w:rPr>
-        <w:t>_title_3 }}</w:t>
+        <w:t>{{ note_title_3 }}</w:t>
       </w:r>
       <w:r>
         <w:rPr>
@@ -4529,7 +4347,6 @@
           <w:lang w:val="en-US"/>
         </w:rPr>
       </w:pPr>
-      <w:proofErr w:type="gramStart"/>
       <w:r>
         <w:rPr>
           <w:rFonts w:asciiTheme="majorHAnsi" w:hAnsiTheme="majorHAnsi" w:cs="Arial"/>
@@ -4540,20 +4357,7 @@
           <w:szCs w:val="22"/>
           <w:lang w:val="en-US"/>
         </w:rPr>
-        <w:t>{{ note</w:t>
-      </w:r>
-      <w:proofErr w:type="gramEnd"/>
-      <w:r>
-        <w:rPr>
-          <w:rFonts w:asciiTheme="majorHAnsi" w:hAnsiTheme="majorHAnsi" w:cs="Arial"/>
-          <w:b/>
-          <w:bCs/>
-          <w:color w:val="222222"/>
-          <w:sz w:val="22"/>
-          <w:szCs w:val="22"/>
-          <w:lang w:val="en-US"/>
-        </w:rPr>
-        <w:t>_title_4 }}</w:t>
+        <w:t>{{ note_title_4 }}</w:t>
       </w:r>
       <w:r>
         <w:rPr>
@@ -4616,7 +4420,6 @@
           <w:lang w:val="en-US"/>
         </w:rPr>
       </w:pPr>
-      <w:proofErr w:type="gramStart"/>
       <w:r>
         <w:rPr>
           <w:rFonts w:asciiTheme="majorHAnsi" w:hAnsiTheme="majorHAnsi" w:cs="Arial"/>
@@ -4627,20 +4430,7 @@
           <w:szCs w:val="22"/>
           <w:lang w:val="en-US"/>
         </w:rPr>
-        <w:t>{{ note</w:t>
-      </w:r>
-      <w:proofErr w:type="gramEnd"/>
-      <w:r>
-        <w:rPr>
-          <w:rFonts w:asciiTheme="majorHAnsi" w:hAnsiTheme="majorHAnsi" w:cs="Arial"/>
-          <w:b/>
-          <w:bCs/>
-          <w:color w:val="222222"/>
-          <w:sz w:val="22"/>
-          <w:szCs w:val="22"/>
-          <w:lang w:val="en-US"/>
-        </w:rPr>
-        <w:t>_title_5 }}</w:t>
+        <w:t>{{ note_title_5 }}</w:t>
       </w:r>
       <w:r>
         <w:rPr>
@@ -4703,7 +4493,6 @@
           <w:lang w:val="en-US"/>
         </w:rPr>
       </w:pPr>
-      <w:proofErr w:type="gramStart"/>
       <w:r>
         <w:rPr>
           <w:rFonts w:asciiTheme="majorHAnsi" w:hAnsiTheme="majorHAnsi" w:cs="Arial"/>
@@ -4714,20 +4503,7 @@
           <w:szCs w:val="22"/>
           <w:lang w:val="en-US"/>
         </w:rPr>
-        <w:t>{{ note</w:t>
-      </w:r>
-      <w:proofErr w:type="gramEnd"/>
-      <w:r>
-        <w:rPr>
-          <w:rFonts w:asciiTheme="majorHAnsi" w:hAnsiTheme="majorHAnsi" w:cs="Arial"/>
-          <w:b/>
-          <w:bCs/>
-          <w:color w:val="222222"/>
-          <w:sz w:val="22"/>
-          <w:szCs w:val="22"/>
-          <w:lang w:val="en-US"/>
-        </w:rPr>
-        <w:t>_title_6 }}</w:t>
+        <w:t>{{ note_title_6 }}</w:t>
       </w:r>
       <w:r>
         <w:rPr>
@@ -4790,7 +4566,6 @@
           <w:lang w:val="en-US"/>
         </w:rPr>
       </w:pPr>
-      <w:proofErr w:type="gramStart"/>
       <w:r>
         <w:rPr>
           <w:rFonts w:asciiTheme="majorHAnsi" w:hAnsiTheme="majorHAnsi" w:cs="Arial"/>
@@ -4801,20 +4576,7 @@
           <w:szCs w:val="22"/>
           <w:lang w:val="en-US"/>
         </w:rPr>
-        <w:t>{{ note</w:t>
-      </w:r>
-      <w:proofErr w:type="gramEnd"/>
-      <w:r>
-        <w:rPr>
-          <w:rFonts w:asciiTheme="majorHAnsi" w:hAnsiTheme="majorHAnsi" w:cs="Arial"/>
-          <w:b/>
-          <w:bCs/>
-          <w:color w:val="222222"/>
-          <w:sz w:val="22"/>
-          <w:szCs w:val="22"/>
-          <w:lang w:val="en-US"/>
-        </w:rPr>
-        <w:t>_title_7 }}</w:t>
+        <w:t>{{ note_title_7 }}</w:t>
       </w:r>
       <w:r>
         <w:rPr>
@@ -4877,7 +4639,6 @@
           <w:lang w:val="en-US"/>
         </w:rPr>
       </w:pPr>
-      <w:proofErr w:type="gramStart"/>
       <w:r>
         <w:rPr>
           <w:rFonts w:asciiTheme="majorHAnsi" w:hAnsiTheme="majorHAnsi" w:cs="Arial"/>
@@ -4888,20 +4649,7 @@
           <w:szCs w:val="22"/>
           <w:lang w:val="en-US"/>
         </w:rPr>
-        <w:t>{{ note</w:t>
-      </w:r>
-      <w:proofErr w:type="gramEnd"/>
-      <w:r>
-        <w:rPr>
-          <w:rFonts w:asciiTheme="majorHAnsi" w:hAnsiTheme="majorHAnsi" w:cs="Arial"/>
-          <w:b/>
-          <w:bCs/>
-          <w:color w:val="222222"/>
-          <w:sz w:val="22"/>
-          <w:szCs w:val="22"/>
-          <w:lang w:val="en-US"/>
-        </w:rPr>
-        <w:t>_title_8 }}</w:t>
+        <w:t>{{ note_title_8 }}</w:t>
       </w:r>
       <w:r>
         <w:rPr>
@@ -4964,7 +4712,6 @@
           <w:lang w:val="en-US"/>
         </w:rPr>
       </w:pPr>
-      <w:proofErr w:type="gramStart"/>
       <w:r>
         <w:rPr>
           <w:rFonts w:asciiTheme="majorHAnsi" w:hAnsiTheme="majorHAnsi" w:cs="Arial"/>
@@ -4975,20 +4722,7 @@
           <w:szCs w:val="22"/>
           <w:lang w:val="en-US"/>
         </w:rPr>
-        <w:t>{{ note</w:t>
-      </w:r>
-      <w:proofErr w:type="gramEnd"/>
-      <w:r>
-        <w:rPr>
-          <w:rFonts w:asciiTheme="majorHAnsi" w:hAnsiTheme="majorHAnsi" w:cs="Arial"/>
-          <w:b/>
-          <w:bCs/>
-          <w:color w:val="222222"/>
-          <w:sz w:val="22"/>
-          <w:szCs w:val="22"/>
-          <w:lang w:val="en-US"/>
-        </w:rPr>
-        <w:t>_title_9 }}</w:t>
+        <w:t>{{ note_title_9 }}</w:t>
       </w:r>
       <w:r>
         <w:rPr>
@@ -5051,7 +4785,6 @@
           <w:lang w:val="en-US"/>
         </w:rPr>
       </w:pPr>
-      <w:proofErr w:type="gramStart"/>
       <w:r>
         <w:rPr>
           <w:rFonts w:asciiTheme="majorHAnsi" w:hAnsiTheme="majorHAnsi" w:cs="Arial"/>
@@ -5062,20 +4795,7 @@
           <w:szCs w:val="22"/>
           <w:lang w:val="en-US"/>
         </w:rPr>
-        <w:t>{{ note</w:t>
-      </w:r>
-      <w:proofErr w:type="gramEnd"/>
-      <w:r>
-        <w:rPr>
-          <w:rFonts w:asciiTheme="majorHAnsi" w:hAnsiTheme="majorHAnsi" w:cs="Arial"/>
-          <w:b/>
-          <w:bCs/>
-          <w:color w:val="222222"/>
-          <w:sz w:val="22"/>
-          <w:szCs w:val="22"/>
-          <w:lang w:val="en-US"/>
-        </w:rPr>
-        <w:t>_title_10 }}</w:t>
+        <w:t>{{ note_title_10 }}</w:t>
       </w:r>
       <w:r>
         <w:rPr>
@@ -5138,7 +4858,6 @@
           <w:lang w:val="en-US"/>
         </w:rPr>
       </w:pPr>
-      <w:proofErr w:type="gramStart"/>
       <w:r>
         <w:rPr>
           <w:rFonts w:asciiTheme="majorHAnsi" w:hAnsiTheme="majorHAnsi" w:cs="Arial"/>
@@ -5149,20 +4868,7 @@
           <w:szCs w:val="22"/>
           <w:lang w:val="en-US"/>
         </w:rPr>
-        <w:t>{{ note</w:t>
-      </w:r>
-      <w:proofErr w:type="gramEnd"/>
-      <w:r>
-        <w:rPr>
-          <w:rFonts w:asciiTheme="majorHAnsi" w:hAnsiTheme="majorHAnsi" w:cs="Arial"/>
-          <w:b/>
-          <w:bCs/>
-          <w:color w:val="222222"/>
-          <w:sz w:val="22"/>
-          <w:szCs w:val="22"/>
-          <w:lang w:val="en-US"/>
-        </w:rPr>
-        <w:t>_title_11 }}</w:t>
+        <w:t>{{ note_title_11 }}</w:t>
       </w:r>
       <w:r>
         <w:rPr>
@@ -5319,7 +5025,6 @@
           <w:lang w:val="en-US"/>
         </w:rPr>
       </w:pPr>
-      <w:proofErr w:type="gramStart"/>
       <w:r>
         <w:rPr>
           <w:rFonts w:asciiTheme="majorHAnsi" w:hAnsiTheme="majorHAnsi" w:cs="Arial"/>
@@ -5339,18 +5044,7 @@
           <w:szCs w:val="22"/>
           <w:lang w:val="en-US"/>
         </w:rPr>
-        <w:t>payment</w:t>
-      </w:r>
-      <w:proofErr w:type="gramEnd"/>
-      <w:r>
-        <w:rPr>
-          <w:rFonts w:asciiTheme="majorHAnsi" w:hAnsiTheme="majorHAnsi" w:cs="Arial"/>
-          <w:color w:val="222222"/>
-          <w:sz w:val="22"/>
-          <w:szCs w:val="22"/>
-          <w:lang w:val="en-US"/>
-        </w:rPr>
-        <w:t>_schedule</w:t>
+        <w:t>payment_schedule</w:t>
       </w:r>
       <w:proofErr w:type="spellEnd"/>
       <w:r>
@@ -5422,7 +5116,6 @@
           <w:rFonts w:asciiTheme="majorHAnsi" w:hAnsiTheme="majorHAnsi"/>
         </w:rPr>
       </w:pPr>
-      <w:proofErr w:type="gramStart"/>
       <w:r>
         <w:rPr>
           <w:rFonts w:asciiTheme="majorHAnsi" w:hAnsiTheme="majorHAnsi"/>
@@ -5434,14 +5127,7 @@
         <w:rPr>
           <w:rFonts w:asciiTheme="majorHAnsi" w:hAnsiTheme="majorHAnsi"/>
         </w:rPr>
-        <w:t>delivery</w:t>
-      </w:r>
-      <w:proofErr w:type="gramEnd"/>
-      <w:r>
-        <w:rPr>
-          <w:rFonts w:asciiTheme="majorHAnsi" w:hAnsiTheme="majorHAnsi"/>
-        </w:rPr>
-        <w:t>_time_text</w:t>
+        <w:t>delivery_time_text</w:t>
       </w:r>
       <w:proofErr w:type="spellEnd"/>
       <w:r>
@@ -6100,6 +5786,7 @@
         <w:docPartUnique/>
       </w:docPartObj>
     </w:sdtPr>
+    <w:sdtEndPr/>
     <w:sdtContent>
       <w:p>
         <w:pPr>
@@ -6674,7 +6361,7 @@
             </wp:anchor>
           </w:drawing>
         </mc:Choice>
-        <mc:Fallback xmlns:oel="http://schemas.microsoft.com/office/2019/extlst" xmlns:w16du="http://schemas.microsoft.com/office/word/2023/wordml/word16du" xmlns:w16sdtfl="http://schemas.microsoft.com/office/word/2024/wordml/sdtformatlock">
+        <mc:Fallback xmlns:w16sdtfl="http://schemas.microsoft.com/office/word/2024/wordml/sdtformatlock" xmlns:w16du="http://schemas.microsoft.com/office/word/2023/wordml/word16du" xmlns:oel="http://schemas.microsoft.com/office/2019/extlst">
           <w:pict>
             <v:line w14:anchorId="1396CA71" id="Conector recto 19" o:spid="_x0000_s1026" style="position:absolute;z-index:251661312;visibility:visible;mso-wrap-style:square;mso-width-percent:0;mso-height-percent:0;mso-wrap-distance-left:9pt;mso-wrap-distance-top:0;mso-wrap-distance-right:9pt;mso-wrap-distance-bottom:0;mso-position-horizontal:right;mso-position-horizontal-relative:margin;mso-position-vertical:absolute;mso-position-vertical-relative:text;mso-width-percent:0;mso-height-percent:0;mso-width-relative:margin;mso-height-relative:margin" from="389.05pt,8pt" to="829.3pt,8.75pt" o:gfxdata="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" strokecolor="#4b0000" strokeweight="1pt">
               <w10:wrap anchorx="margin"/>
